--- a/爱你.docx
+++ b/爱你.docx
@@ -917,6 +917,25 @@
     <w:p>
       <w:pPr>
         <w:rPr>
+          <w:rFonts w:hint="eastAsia"/>
+          <w:sz w:val="36"/>
+          <w:szCs w:val="36"/>
+          <w:lang w:val="en-US" w:eastAsia="zh-CN"/>
+        </w:rPr>
+      </w:pPr>
+      <w:r>
+        <w:rPr>
+          <w:rFonts w:hint="eastAsia"/>
+          <w:sz w:val="36"/>
+          <w:szCs w:val="36"/>
+          <w:lang w:val="en-US" w:eastAsia="zh-CN"/>
+        </w:rPr>
+        <w:t>最美丽</w:t>
+      </w:r>
+    </w:p>
+    <w:p>
+      <w:pPr>
+        <w:rPr>
           <w:rFonts w:hint="default"/>
           <w:sz w:val="36"/>
           <w:szCs w:val="36"/>
@@ -930,7 +949,7 @@
           <w:szCs w:val="36"/>
           <w:lang w:val="en-US" w:eastAsia="zh-CN"/>
         </w:rPr>
-        <w:t>最美丽</w:t>
+        <w:t>打哈哈哈哈哈哈哈哈</w:t>
       </w:r>
       <w:bookmarkStart w:id="0" w:name="_GoBack"/>
       <w:bookmarkEnd w:id="0"/>
@@ -1021,7 +1040,7 @@
     <w:lsdException w:qFormat="1" w:unhideWhenUsed="0" w:uiPriority="0" w:semiHidden="0" w:name="Title"/>
     <w:lsdException w:unhideWhenUsed="0" w:uiPriority="0" w:semiHidden="0" w:name="Closing"/>
     <w:lsdException w:unhideWhenUsed="0" w:uiPriority="0" w:semiHidden="0" w:name="Signature"/>
-    <w:lsdException w:unhideWhenUsed="0" w:uiPriority="0" w:name="Default Paragraph Font"/>
+    <w:lsdException w:qFormat="1" w:unhideWhenUsed="0" w:uiPriority="0" w:name="Default Paragraph Font"/>
     <w:lsdException w:unhideWhenUsed="0" w:uiPriority="0" w:semiHidden="0" w:name="Body Text"/>
     <w:lsdException w:unhideWhenUsed="0" w:uiPriority="0" w:semiHidden="0" w:name="Body Text Indent"/>
     <w:lsdException w:unhideWhenUsed="0" w:uiPriority="0" w:semiHidden="0" w:name="List Continue"/>
@@ -1224,6 +1243,7 @@
   <w:style w:type="character" w:default="1" w:styleId="3">
     <w:name w:val="Default Paragraph Font"/>
     <w:semiHidden/>
+    <w:qFormat/>
     <w:uiPriority w:val="0"/>
   </w:style>
   <w:style w:type="table" w:default="1" w:styleId="2">

--- a/爱你.docx
+++ b/爱你.docx
@@ -917,7 +917,7 @@
     <w:p>
       <w:pPr>
         <w:rPr>
-          <w:rFonts w:hint="eastAsia"/>
+          <w:rFonts w:hint="default"/>
           <w:sz w:val="36"/>
           <w:szCs w:val="36"/>
           <w:lang w:val="en-US" w:eastAsia="zh-CN"/>
@@ -931,25 +931,6 @@
           <w:lang w:val="en-US" w:eastAsia="zh-CN"/>
         </w:rPr>
         <w:t>最美丽</w:t>
-      </w:r>
-    </w:p>
-    <w:p>
-      <w:pPr>
-        <w:rPr>
-          <w:rFonts w:hint="default"/>
-          <w:sz w:val="36"/>
-          <w:szCs w:val="36"/>
-          <w:lang w:val="en-US" w:eastAsia="zh-CN"/>
-        </w:rPr>
-      </w:pPr>
-      <w:r>
-        <w:rPr>
-          <w:rFonts w:hint="eastAsia"/>
-          <w:sz w:val="36"/>
-          <w:szCs w:val="36"/>
-          <w:lang w:val="en-US" w:eastAsia="zh-CN"/>
-        </w:rPr>
-        <w:t>打哈哈哈哈哈哈哈哈</w:t>
       </w:r>
       <w:bookmarkStart w:id="0" w:name="_GoBack"/>
       <w:bookmarkEnd w:id="0"/>
